--- a/public/sample-poems.docx
+++ b/public/sample-poems.docx
@@ -4,96 +4,180 @@
   <w:body>
     <w:p>
       <w:pPr>
-        <w:pStyle w:val="Heading1"/>
-      </w:pPr>
-      <w:r>
-        <w:t xml:space="preserve">Three Poems by Langston Hughes</w:t>
+        <w:pStyle w:val="Title"/>
+        <w:jc w:val="center"/>
+      </w:pPr>
+      <w:r>
+        <w:t xml:space="preserve">Three Poems</w:t>
+      </w:r>
+    </w:p>
+    <w:p>
+      <w:pPr>
+        <w:jc w:val="center"/>
+      </w:pPr>
+      <w:r>
+        <w:rPr>
+          <w:i/>
+          <w:iCs/>
+        </w:rPr>
+        <w:t xml:space="preserve">by Langston Hughes</w:t>
+      </w:r>
+    </w:p>
+    <w:p>
+      <w:r>
+        <w:t xml:space="preserve"/>
       </w:r>
     </w:p>
     <w:p>
       <w:pPr>
         <w:pStyle w:val="Heading2"/>
-      </w:pPr>
-      <w:r>
-        <w:t xml:space="preserve">The Negro Speaks of Rivers</w:t>
-      </w:r>
-    </w:p>
-    <w:p>
-      <w:r>
-        <w:t xml:space="preserve">I've known rivers:
-I've known rivers ancient as the world and older than the flow of human blood in human veins.</w:t>
-      </w:r>
-    </w:p>
-    <w:p>
-      <w:r>
-        <w:t xml:space="preserve">My soul has grown deep like the rivers.</w:t>
-      </w:r>
-    </w:p>
-    <w:p>
-      <w:r>
-        <w:t xml:space="preserve">I bathed in the Euphrates when dawns were young.
-I built my hut near the Congo and it lulled me to sleep.
-I looked upon the Nile and raised the pyramids above it.
-I heard the singing of the Mississippi when Abe Lincoln went down to New Orleans, and I've seen its muddy bosom turn all golden in the sunset.</w:t>
-      </w:r>
-    </w:p>
-    <w:p>
-      <w:r>
-        <w:t xml:space="preserve">I've known rivers:
-Ancient, dusky rivers.</w:t>
-      </w:r>
-    </w:p>
-    <w:p>
-      <w:r>
-        <w:t xml:space="preserve">My soul has grown deep like the rivers.</w:t>
+        <w:jc w:val="center"/>
+      </w:pPr>
+      <w:r>
+        <w:t xml:space="preserve">Dreams</w:t>
+      </w:r>
+    </w:p>
+    <w:p>
+      <w:r>
+        <w:t xml:space="preserve">Hold fast to dreams</w:t>
+      </w:r>
+      <w:r>
+        <w:br/>
+        <w:t xml:space="preserve">For if dreams die</w:t>
+      </w:r>
+      <w:r>
+        <w:br/>
+        <w:t xml:space="preserve">Life is a broken-winged bird</w:t>
+      </w:r>
+      <w:r>
+        <w:br/>
+        <w:t xml:space="preserve">That cannot fly.</w:t>
+      </w:r>
+      <w:r>
+        <w:br/>
+        <w:t xml:space="preserve"/>
+      </w:r>
+      <w:r>
+        <w:br/>
+        <w:t xml:space="preserve">Hold fast to dreams</w:t>
+      </w:r>
+      <w:r>
+        <w:br/>
+        <w:t xml:space="preserve">For when dreams go</w:t>
+      </w:r>
+      <w:r>
+        <w:br/>
+        <w:t xml:space="preserve">Life is a barren field</w:t>
+      </w:r>
+      <w:r>
+        <w:br/>
+        <w:t xml:space="preserve">Frozen with snow.</w:t>
+      </w:r>
+    </w:p>
+    <w:p>
+      <w:r>
+        <w:t xml:space="preserve"/>
       </w:r>
     </w:p>
     <w:p>
       <w:pPr>
         <w:pStyle w:val="Heading2"/>
-      </w:pPr>
-      <w:r>
-        <w:t xml:space="preserve">Harlem</w:t>
-      </w:r>
-    </w:p>
-    <w:p>
-      <w:r>
-        <w:t xml:space="preserve">What happens to a dream deferred?</w:t>
-      </w:r>
-    </w:p>
-    <w:p>
-      <w:r>
-        <w:t xml:space="preserve">Does it dry up
-like a raisin in the sun?</w:t>
-      </w:r>
-    </w:p>
-    <w:p>
-      <w:r>
-        <w:t xml:space="preserve">Or fester like a sore —
-And then run?</w:t>
-      </w:r>
-    </w:p>
-    <w:p>
-      <w:r>
-        <w:t xml:space="preserve">Does it stink like rotten meat?
-Or crust and sugar over —
-like a syrupy sweet?</w:t>
-      </w:r>
-    </w:p>
-    <w:p>
-      <w:r>
-        <w:t xml:space="preserve">Maybe it just sags
-like a heavy load.</w:t>
-      </w:r>
-    </w:p>
-    <w:p>
-      <w:r>
-        <w:t xml:space="preserve">Or does it explode?</w:t>
+        <w:jc w:val="center"/>
+      </w:pPr>
+      <w:r>
+        <w:t xml:space="preserve">Mother to Son</w:t>
+      </w:r>
+    </w:p>
+    <w:p>
+      <w:r>
+        <w:t xml:space="preserve">Well, son, I'll tell you:</w:t>
+      </w:r>
+      <w:r>
+        <w:br/>
+        <w:t xml:space="preserve">Life for me ain't been no crystal stair.</w:t>
+      </w:r>
+      <w:r>
+        <w:br/>
+        <w:t xml:space="preserve">It's had tacks in it,</w:t>
+      </w:r>
+      <w:r>
+        <w:br/>
+        <w:t xml:space="preserve">And splinters,</w:t>
+      </w:r>
+      <w:r>
+        <w:br/>
+        <w:t xml:space="preserve">And boards torn up,</w:t>
+      </w:r>
+      <w:r>
+        <w:br/>
+        <w:t xml:space="preserve">And places with no carpet on the floor--</w:t>
+      </w:r>
+      <w:r>
+        <w:br/>
+        <w:t xml:space="preserve">Bare.</w:t>
+      </w:r>
+      <w:r>
+        <w:br/>
+        <w:t xml:space="preserve">But all the time</w:t>
+      </w:r>
+      <w:r>
+        <w:br/>
+        <w:t xml:space="preserve">I'se been a-climbin' on,</w:t>
+      </w:r>
+      <w:r>
+        <w:br/>
+        <w:t xml:space="preserve">And reachin' landin's,</w:t>
+      </w:r>
+      <w:r>
+        <w:br/>
+        <w:t xml:space="preserve">And turnin' corners,</w:t>
+      </w:r>
+      <w:r>
+        <w:br/>
+        <w:t xml:space="preserve">And sometimes goin' in the dark</w:t>
+      </w:r>
+      <w:r>
+        <w:br/>
+        <w:t xml:space="preserve">Where there ain't been no light.</w:t>
+      </w:r>
+      <w:r>
+        <w:br/>
+        <w:t xml:space="preserve">So boy, don't you turn back.</w:t>
+      </w:r>
+      <w:r>
+        <w:br/>
+        <w:t xml:space="preserve">Don't you set down on the steps</w:t>
+      </w:r>
+      <w:r>
+        <w:br/>
+        <w:t xml:space="preserve">'Cause you finds it's kinder hard.</w:t>
+      </w:r>
+      <w:r>
+        <w:br/>
+        <w:t xml:space="preserve">Don't you fall now--</w:t>
+      </w:r>
+      <w:r>
+        <w:br/>
+        <w:t xml:space="preserve">For I'se still goin', honey,</w:t>
+      </w:r>
+      <w:r>
+        <w:br/>
+        <w:t xml:space="preserve">I'se still climbin',</w:t>
+      </w:r>
+      <w:r>
+        <w:br/>
+        <w:t xml:space="preserve">And life for me ain't been no crystal stair.</w:t>
+      </w:r>
+    </w:p>
+    <w:p>
+      <w:r>
+        <w:t xml:space="preserve"/>
       </w:r>
     </w:p>
     <w:p>
       <w:pPr>
         <w:pStyle w:val="Heading2"/>
+        <w:jc w:val="center"/>
       </w:pPr>
       <w:r>
         <w:t xml:space="preserve">I, Too</w:t>
@@ -103,43 +187,99 @@
       <w:r>
         <w:t xml:space="preserve">I, too, sing America.</w:t>
       </w:r>
-    </w:p>
-    <w:p>
-      <w:r>
-        <w:t xml:space="preserve">I am the darker brother.
-They send me to eat in the kitchen
-When company comes,
-But I laugh,
-And eat well,
-And grow strong.</w:t>
-      </w:r>
-    </w:p>
-    <w:p>
-      <w:r>
-        <w:t xml:space="preserve">Tomorrow,
-I'll be at the table
-When company comes.
-Nobody'll dare
-Say to me,
-"Eat in the kitchen,"
-Then.</w:t>
-      </w:r>
-    </w:p>
-    <w:p>
-      <w:r>
-        <w:t xml:space="preserve">Besides,
-They'll see how beautiful I am
-And be ashamed —</w:t>
-      </w:r>
-    </w:p>
-    <w:p>
-      <w:r>
+      <w:r>
+        <w:br/>
+        <w:t xml:space="preserve"/>
+      </w:r>
+      <w:r>
+        <w:br/>
+        <w:t xml:space="preserve">I am the darker brother.</w:t>
+      </w:r>
+      <w:r>
+        <w:br/>
+        <w:t xml:space="preserve">They send me to eat in the kitchen</w:t>
+      </w:r>
+      <w:r>
+        <w:br/>
+        <w:t xml:space="preserve">When company comes,</w:t>
+      </w:r>
+      <w:r>
+        <w:br/>
+        <w:t xml:space="preserve">But I laugh,</w:t>
+      </w:r>
+      <w:r>
+        <w:br/>
+        <w:t xml:space="preserve">And eat well,</w:t>
+      </w:r>
+      <w:r>
+        <w:br/>
+        <w:t xml:space="preserve">And grow strong.</w:t>
+      </w:r>
+      <w:r>
+        <w:br/>
+        <w:t xml:space="preserve"/>
+      </w:r>
+      <w:r>
+        <w:br/>
+        <w:t xml:space="preserve">Tomorrow,</w:t>
+      </w:r>
+      <w:r>
+        <w:br/>
+        <w:t xml:space="preserve">I'll be at the table</w:t>
+      </w:r>
+      <w:r>
+        <w:br/>
+        <w:t xml:space="preserve">When company comes.</w:t>
+      </w:r>
+      <w:r>
+        <w:br/>
+        <w:t xml:space="preserve">Nobody'll dare</w:t>
+      </w:r>
+      <w:r>
+        <w:br/>
+        <w:t xml:space="preserve">Say to me,</w:t>
+      </w:r>
+      <w:r>
+        <w:br/>
+        <w:t xml:space="preserve">"Eat in the kitchen,"</w:t>
+      </w:r>
+      <w:r>
+        <w:br/>
+        <w:t xml:space="preserve">Then.</w:t>
+      </w:r>
+      <w:r>
+        <w:br/>
+        <w:t xml:space="preserve"/>
+      </w:r>
+      <w:r>
+        <w:br/>
+        <w:t xml:space="preserve">Besides,</w:t>
+      </w:r>
+      <w:r>
+        <w:br/>
+        <w:t xml:space="preserve">They'll see how beautiful I am</w:t>
+      </w:r>
+      <w:r>
+        <w:br/>
+        <w:t xml:space="preserve">And be ashamed--</w:t>
+      </w:r>
+      <w:r>
+        <w:br/>
+        <w:t xml:space="preserve"/>
+      </w:r>
+      <w:r>
+        <w:br/>
         <w:t xml:space="preserve">I, too, am America.</w:t>
       </w:r>
     </w:p>
+    <w:p>
+      <w:r>
+        <w:t xml:space="preserve"/>
+      </w:r>
+    </w:p>
     <w:sectPr>
-      <w:pgSz w:w="12240" w:h="15840" w:orient="portrait"/>
-      <w:pgMar w:top="1440" w:right="1440" w:bottom="1440" w:left="144" w:header="708" w:footer="708" w:gutter="0"/>
+      <w:pgSz w:w="11906" w:h="16838" w:orient="portrait"/>
+      <w:pgMar w:top="1440" w:right="1440" w:bottom="1440" w:left="1440" w:header="708" w:footer="708" w:gutter="0"/>
       <w:pgNumType/>
       <w:docGrid w:linePitch="360"/>
     </w:sectPr>
@@ -323,13 +463,7 @@
 <file path=word/styles.xml><?xml version="1.0" encoding="utf-8"?>
 <w:styles xmlns:mc="http://schemas.openxmlformats.org/markup-compatibility/2006" xmlns:r="http://schemas.openxmlformats.org/officeDocument/2006/relationships" xmlns:w="http://schemas.openxmlformats.org/wordprocessingml/2006/main" xmlns:w14="http://schemas.microsoft.com/office/word/2010/wordml" xmlns:w15="http://schemas.microsoft.com/office/word/2012/wordml" mc:Ignorable="w14 w15">
   <w:docDefaults>
-    <w:rPrDefault>
-      <w:rPr>
-        <w:rFonts w:ascii="Georgia" w:cs="Georgia" w:eastAsia="Georgia" w:hAnsi="Georgia"/>
-        <w:sz w:val="24"/>
-        <w:szCs w:val="24"/>
-      </w:rPr>
-    </w:rPrDefault>
+    <w:rPrDefault/>
     <w:pPrDefault/>
   </w:docDefaults>
   <w:style w:type="paragraph" w:styleId="Title">
@@ -503,40 +637,5 @@
       <w:szCs w:val="20"/>
     </w:rPr>
   </w:style>
-  <w:style w:type="paragraph" w:styleId="Heading1">
-    <w:name w:val="Heading 1"/>
-    <w:basedOn w:val="Normal"/>
-    <w:next w:val="Normal"/>
-    <w:qFormat/>
-    <w:pPr>
-      <w:spacing w:after="240" w:before="480"/>
-      <w:jc w:val="center"/>
-    </w:pPr>
-    <w:rPr>
-      <w:rFonts w:ascii="Georgia" w:cs="Georgia" w:eastAsia="Georgia" w:hAnsi="Georgia"/>
-      <w:b/>
-      <w:bCs/>
-      <w:sz w:val="36"/>
-      <w:szCs w:val="36"/>
-    </w:rPr>
-  </w:style>
-  <w:style w:type="paragraph" w:styleId="Heading2">
-    <w:name w:val="Heading 2"/>
-    <w:basedOn w:val="Normal"/>
-    <w:next w:val="Normal"/>
-    <w:qFormat/>
-    <w:pPr>
-      <w:spacing w:after="180" w:before="360"/>
-    </w:pPr>
-    <w:rPr>
-      <w:rFonts w:ascii="Georgia" w:cs="Georgia" w:eastAsia="Georgia" w:hAnsi="Georgia"/>
-      <w:b/>
-      <w:bCs/>
-      <w:i/>
-      <w:iCs/>
-      <w:sz w:val="28"/>
-      <w:szCs w:val="28"/>
-    </w:rPr>
-  </w:style>
 </w:styles>
 </file>